--- a/Evaluation/Reviewer Material/Theory/Q3/sample1.docx
+++ b/Evaluation/Reviewer Material/Theory/Q3/sample1.docx
@@ -4,31 +4,24 @@
   <w:body>
     <w:p>
       <w:pPr>
-        <w:spacing w:after="200"/>
-      </w:pPr>
-      <w:r>
-        <w:rPr>
-          <w:rFonts w:ascii="Calibri" w:cs="Calibri" w:eastAsia="Calibri" w:hAnsi="Calibri"/>
-          <w:b/>
-          <w:bCs/>
-          <w:color w:val="1F4E5F"/>
-          <w:sz w:val="36"/>
-          <w:szCs w:val="36"/>
-        </w:rPr>
+        <w:pStyle w:val="Title"/>
+        <w:jc w:val="left"/>
+      </w:pPr>
+      <w:r>
         <w:t xml:space="preserve">Response Transcript — Sample 1</w:t>
       </w:r>
     </w:p>
     <w:p>
       <w:pPr>
         <w:pBdr>
-          <w:bottom w:val="single" w:color="1F4E5F" w:sz="8" w:space="1"/>
+          <w:bottom w:val="single" w:color="1F4E5F" w:sz="8" w:space="4"/>
         </w:pBdr>
         <w:spacing w:after="300"/>
       </w:pPr>
     </w:p>
     <w:p>
       <w:pPr>
-        <w:spacing w:after="120" w:before="200"/>
+        <w:spacing w:after="120"/>
       </w:pPr>
       <w:r>
         <w:rPr>
@@ -47,7 +40,7 @@
         <w:pBdr>
           <w:left w:val="single" w:color="1F4E5F" w:sz="12" w:space="8"/>
         </w:pBdr>
-        <w:spacing w:after="240"/>
+        <w:spacing w:after="300"/>
         <w:ind w:left="431"/>
       </w:pPr>
       <w:r>
@@ -58,12 +51,12 @@
           <w:sz w:val="22"/>
           <w:szCs w:val="22"/>
         </w:rPr>
-        <w:t xml:space="preserve">How to determine a price-fixing cartel?</w:t>
-      </w:r>
-    </w:p>
-    <w:p>
-      <w:pPr>
-        <w:spacing w:after="120" w:before="200"/>
+        <w:t xml:space="preserve">What are the theories of harm in merger cases in digital market?</w:t>
+      </w:r>
+    </w:p>
+    <w:p>
+      <w:pPr>
+        <w:spacing w:after="120"/>
       </w:pPr>
       <w:r>
         <w:rPr>
@@ -79,19 +72,145 @@
     </w:p>
     <w:p>
       <w:pPr>
-        <w:spacing w:after="160"/>
-      </w:pPr>
-      <w:r>
-        <w:rPr>
-          <w:rFonts w:ascii="Calibri" w:cs="Calibri" w:eastAsia="Calibri" w:hAnsi="Calibri"/>
-          <w:b w:val="false"/>
-          <w:bCs w:val="false"/>
-          <w:i w:val="false"/>
-          <w:iCs w:val="false"/>
-          <w:sz w:val="22"/>
-          <w:szCs w:val="22"/>
-        </w:rPr>
-        <w:t xml:space="preserve">Determining a price-fixing cartel can be a complex and challenging process, as it requires a thorough investigation and analysis of various factors and evidence. Here are some steps that can be taken to determine a price-fixing cartel:</w:t>
+        <w:spacing w:after="200"/>
+      </w:pPr>
+      <w:r>
+        <w:rPr>
+          <w:rFonts w:ascii="Calibri" w:cs="Calibri" w:eastAsia="Calibri" w:hAnsi="Calibri"/>
+          <w:b w:val="false"/>
+          <w:bCs w:val="false"/>
+          <w:sz w:val="22"/>
+          <w:szCs w:val="22"/>
+        </w:rPr>
+        <w:t xml:space="preserve">In digital merger cases, the main </w:t>
+      </w:r>
+      <w:r>
+        <w:rPr>
+          <w:rFonts w:ascii="Calibri" w:cs="Calibri" w:eastAsia="Calibri" w:hAnsi="Calibri"/>
+          <w:b/>
+          <w:bCs/>
+          <w:sz w:val="22"/>
+          <w:szCs w:val="22"/>
+        </w:rPr>
+        <w:t xml:space="preserve">theories of harm</w:t>
+      </w:r>
+      <w:r>
+        <w:rPr>
+          <w:rFonts w:ascii="Calibri" w:cs="Calibri" w:eastAsia="Calibri" w:hAnsi="Calibri"/>
+          <w:b w:val="false"/>
+          <w:bCs w:val="false"/>
+          <w:sz w:val="22"/>
+          <w:szCs w:val="22"/>
+        </w:rPr>
+        <w:t xml:space="preserve"> are still the familiar </w:t>
+      </w:r>
+      <w:r>
+        <w:rPr>
+          <w:rFonts w:ascii="Calibri" w:cs="Calibri" w:eastAsia="Calibri" w:hAnsi="Calibri"/>
+          <w:b/>
+          <w:bCs/>
+          <w:sz w:val="22"/>
+          <w:szCs w:val="22"/>
+        </w:rPr>
+        <w:t xml:space="preserve">horizontal</w:t>
+      </w:r>
+      <w:r>
+        <w:rPr>
+          <w:rFonts w:ascii="Calibri" w:cs="Calibri" w:eastAsia="Calibri" w:hAnsi="Calibri"/>
+          <w:b w:val="false"/>
+          <w:bCs w:val="false"/>
+          <w:sz w:val="22"/>
+          <w:szCs w:val="22"/>
+        </w:rPr>
+        <w:t xml:space="preserve">, </w:t>
+      </w:r>
+      <w:r>
+        <w:rPr>
+          <w:rFonts w:ascii="Calibri" w:cs="Calibri" w:eastAsia="Calibri" w:hAnsi="Calibri"/>
+          <w:b/>
+          <w:bCs/>
+          <w:sz w:val="22"/>
+          <w:szCs w:val="22"/>
+        </w:rPr>
+        <w:t xml:space="preserve">vertical</w:t>
+      </w:r>
+      <w:r>
+        <w:rPr>
+          <w:rFonts w:ascii="Calibri" w:cs="Calibri" w:eastAsia="Calibri" w:hAnsi="Calibri"/>
+          <w:b w:val="false"/>
+          <w:bCs w:val="false"/>
+          <w:sz w:val="22"/>
+          <w:szCs w:val="22"/>
+        </w:rPr>
+        <w:t xml:space="preserve">, and </w:t>
+      </w:r>
+      <w:r>
+        <w:rPr>
+          <w:rFonts w:ascii="Calibri" w:cs="Calibri" w:eastAsia="Calibri" w:hAnsi="Calibri"/>
+          <w:b/>
+          <w:bCs/>
+          <w:sz w:val="22"/>
+          <w:szCs w:val="22"/>
+        </w:rPr>
+        <w:t xml:space="preserve">conglomerate</w:t>
+      </w:r>
+      <w:r>
+        <w:rPr>
+          <w:rFonts w:ascii="Calibri" w:cs="Calibri" w:eastAsia="Calibri" w:hAnsi="Calibri"/>
+          <w:b w:val="false"/>
+          <w:bCs w:val="false"/>
+          <w:sz w:val="22"/>
+          <w:szCs w:val="22"/>
+        </w:rPr>
+        <w:t xml:space="preserve"> theories, but they are often adapted to account for platform characteristics such as network effects, data access, ecosystems, and potential competition.</w:t>
+      </w:r>
+      <w:hyperlink w:history="1" r:id="rIdcc0ryvhzbixxjupp5rhbx">
+        <w:r>
+          <w:rPr>
+            <w:color w:val="1155CC"/>
+            <w:sz w:val="22"/>
+            <w:szCs w:val="22"/>
+            <w:u w:val="single"/>
+          </w:rPr>
+          <w:t xml:space="preserve">[1]</w:t>
+        </w:r>
+      </w:hyperlink>
+      <w:hyperlink w:history="1" r:id="rIdjtlxbfzmfeagotnovndqw">
+        <w:r>
+          <w:rPr>
+            <w:color w:val="1155CC"/>
+            <w:sz w:val="22"/>
+            <w:szCs w:val="22"/>
+            <w:u w:val="single"/>
+          </w:rPr>
+          <w:t xml:space="preserve">[2]</w:t>
+        </w:r>
+      </w:hyperlink>
+      <w:hyperlink w:history="1" r:id="rId92wa5tj1xfqkjosm9f6qz">
+        <w:r>
+          <w:rPr>
+            <w:color w:val="1155CC"/>
+            <w:sz w:val="22"/>
+            <w:szCs w:val="22"/>
+            <w:u w:val="single"/>
+          </w:rPr>
+          <w:t xml:space="preserve">[3]</w:t>
+        </w:r>
+      </w:hyperlink>
+    </w:p>
+    <w:p>
+      <w:pPr>
+        <w:spacing w:after="200"/>
+      </w:pPr>
+      <w:r>
+        <w:rPr>
+          <w:rFonts w:ascii="Calibri" w:cs="Calibri" w:eastAsia="Calibri" w:hAnsi="Calibri"/>
+          <w:b w:val="false"/>
+          <w:bCs w:val="false"/>
+          <w:sz w:val="22"/>
+          <w:szCs w:val="22"/>
+        </w:rPr>
+        <w:t xml:space="preserve">The most commonly used theories are:</w:t>
       </w:r>
     </w:p>
     <w:p>
@@ -101,26 +220,121 @@
           <w:ilvl w:val="0"/>
           <w:numId w:val="1"/>
         </w:numPr>
-        <w:spacing w:after="120"/>
-      </w:pPr>
-      <w:r>
-        <w:rPr>
-          <w:rFonts w:ascii="Calibri" w:cs="Calibri" w:eastAsia="Calibri" w:hAnsi="Calibri"/>
-          <w:b/>
-          <w:bCs/>
-          <w:sz w:val="22"/>
-          <w:szCs w:val="22"/>
-        </w:rPr>
-        <w:t xml:space="preserve">Identify the relevant products and markets: </w:t>
-      </w:r>
-      <w:r>
-        <w:rPr>
-          <w:rFonts w:ascii="Calibri" w:cs="Calibri" w:eastAsia="Calibri" w:hAnsi="Calibri"/>
-          <w:sz w:val="22"/>
-          <w:szCs w:val="22"/>
-        </w:rPr>
-        <w:t xml:space="preserve">The first step in determining a price-fixing cartel is to identify the relevant products and markets. This can be done by analyzing market data and identifying patterns of price behavior that suggest coordination among competitors.</w:t>
-      </w:r>
+        <w:spacing w:after="150"/>
+      </w:pPr>
+      <w:r>
+        <w:rPr>
+          <w:rFonts w:ascii="Calibri" w:cs="Calibri" w:eastAsia="Calibri" w:hAnsi="Calibri"/>
+          <w:b/>
+          <w:bCs/>
+          <w:sz w:val="22"/>
+          <w:szCs w:val="22"/>
+        </w:rPr>
+        <w:t xml:space="preserve">Horizontal theories of harm</w:t>
+      </w:r>
+      <w:r>
+        <w:rPr>
+          <w:rFonts w:ascii="Calibri" w:cs="Calibri" w:eastAsia="Calibri" w:hAnsi="Calibri"/>
+          <w:b w:val="false"/>
+          <w:bCs w:val="false"/>
+          <w:sz w:val="22"/>
+          <w:szCs w:val="22"/>
+        </w:rPr>
+        <w:t xml:space="preserve">: these apply when the merging firms compete on the same market, including the </w:t>
+      </w:r>
+      <w:r>
+        <w:rPr>
+          <w:rFonts w:ascii="Calibri" w:cs="Calibri" w:eastAsia="Calibri" w:hAnsi="Calibri"/>
+          <w:b/>
+          <w:bCs/>
+          <w:sz w:val="22"/>
+          <w:szCs w:val="22"/>
+        </w:rPr>
+        <w:t xml:space="preserve">loss of an actual competitor</w:t>
+      </w:r>
+      <w:r>
+        <w:rPr>
+          <w:rFonts w:ascii="Calibri" w:cs="Calibri" w:eastAsia="Calibri" w:hAnsi="Calibri"/>
+          <w:b w:val="false"/>
+          <w:bCs w:val="false"/>
+          <w:sz w:val="22"/>
+          <w:szCs w:val="22"/>
+        </w:rPr>
+        <w:t xml:space="preserve">, the </w:t>
+      </w:r>
+      <w:r>
+        <w:rPr>
+          <w:rFonts w:ascii="Calibri" w:cs="Calibri" w:eastAsia="Calibri" w:hAnsi="Calibri"/>
+          <w:b/>
+          <w:bCs/>
+          <w:sz w:val="22"/>
+          <w:szCs w:val="22"/>
+        </w:rPr>
+        <w:t xml:space="preserve">loss of a potential competitor</w:t>
+      </w:r>
+      <w:r>
+        <w:rPr>
+          <w:rFonts w:ascii="Calibri" w:cs="Calibri" w:eastAsia="Calibri" w:hAnsi="Calibri"/>
+          <w:b w:val="false"/>
+          <w:bCs w:val="false"/>
+          <w:sz w:val="22"/>
+          <w:szCs w:val="22"/>
+        </w:rPr>
+        <w:t xml:space="preserve">, and </w:t>
+      </w:r>
+      <w:r>
+        <w:rPr>
+          <w:rFonts w:ascii="Calibri" w:cs="Calibri" w:eastAsia="Calibri" w:hAnsi="Calibri"/>
+          <w:b/>
+          <w:bCs/>
+          <w:sz w:val="22"/>
+          <w:szCs w:val="22"/>
+        </w:rPr>
+        <w:t xml:space="preserve">reduced innovation</w:t>
+      </w:r>
+      <w:r>
+        <w:rPr>
+          <w:rFonts w:ascii="Calibri" w:cs="Calibri" w:eastAsia="Calibri" w:hAnsi="Calibri"/>
+          <w:b w:val="false"/>
+          <w:bCs w:val="false"/>
+          <w:sz w:val="22"/>
+          <w:szCs w:val="22"/>
+        </w:rPr>
+        <w:t xml:space="preserve">.</w:t>
+      </w:r>
+      <w:hyperlink w:history="1" r:id="rIdzwf7xfbvism6z3s4_sxgr">
+        <w:r>
+          <w:rPr>
+            <w:color w:val="1155CC"/>
+            <w:sz w:val="22"/>
+            <w:szCs w:val="22"/>
+            <w:u w:val="single"/>
+          </w:rPr>
+          <w:t xml:space="preserve">[2]</w:t>
+        </w:r>
+      </w:hyperlink>
+      <w:hyperlink w:history="1" r:id="rIdupvoizz1bc5gkwqkxuuy8">
+        <w:r>
+          <w:rPr>
+            <w:color w:val="1155CC"/>
+            <w:sz w:val="22"/>
+            <w:szCs w:val="22"/>
+            <w:u w:val="single"/>
+          </w:rPr>
+          <w:t xml:space="preserve">[4]</w:t>
+        </w:r>
+      </w:hyperlink>
+      <w:hyperlink w:history="1" r:id="rId5x87zk5urwfqx-b0jxmkh">
+        <w:r>
+          <w:rPr>
+            <w:color w:val="1155CC"/>
+            <w:sz w:val="22"/>
+            <w:szCs w:val="22"/>
+            <w:u w:val="single"/>
+          </w:rPr>
+          <w:t xml:space="preserve">[5]</w:t>
+        </w:r>
+      </w:hyperlink>
     </w:p>
     <w:p>
       <w:pPr>
@@ -129,26 +343,101 @@
           <w:ilvl w:val="0"/>
           <w:numId w:val="1"/>
         </w:numPr>
-        <w:spacing w:after="120"/>
-      </w:pPr>
-      <w:r>
-        <w:rPr>
-          <w:rFonts w:ascii="Calibri" w:cs="Calibri" w:eastAsia="Calibri" w:hAnsi="Calibri"/>
-          <w:b/>
-          <w:bCs/>
-          <w:sz w:val="22"/>
-          <w:szCs w:val="22"/>
-        </w:rPr>
-        <w:t xml:space="preserve">Analyze price data: </w:t>
-      </w:r>
-      <w:r>
-        <w:rPr>
-          <w:rFonts w:ascii="Calibri" w:cs="Calibri" w:eastAsia="Calibri" w:hAnsi="Calibri"/>
-          <w:sz w:val="22"/>
-          <w:szCs w:val="22"/>
-        </w:rPr>
-        <w:t xml:space="preserve">Once the relevant products and markets have been identified, the next step is to analyze price data to identify any patterns of price behavior that suggest coordination among competitors. This can be done by comparing prices across different retailers, wholesalers, and manufacturers, as well as across different geographic regions.</w:t>
-      </w:r>
+        <w:spacing w:after="150"/>
+      </w:pPr>
+      <w:r>
+        <w:rPr>
+          <w:rFonts w:ascii="Calibri" w:cs="Calibri" w:eastAsia="Calibri" w:hAnsi="Calibri"/>
+          <w:b/>
+          <w:bCs/>
+          <w:sz w:val="22"/>
+          <w:szCs w:val="22"/>
+        </w:rPr>
+        <w:t xml:space="preserve">Vertical theories of harm</w:t>
+      </w:r>
+      <w:r>
+        <w:rPr>
+          <w:rFonts w:ascii="Calibri" w:cs="Calibri" w:eastAsia="Calibri" w:hAnsi="Calibri"/>
+          <w:b w:val="false"/>
+          <w:bCs w:val="false"/>
+          <w:sz w:val="22"/>
+          <w:szCs w:val="22"/>
+        </w:rPr>
+        <w:t xml:space="preserve">: these apply when firms are at different levels of the supply chain, especially </w:t>
+      </w:r>
+      <w:r>
+        <w:rPr>
+          <w:rFonts w:ascii="Calibri" w:cs="Calibri" w:eastAsia="Calibri" w:hAnsi="Calibri"/>
+          <w:b/>
+          <w:bCs/>
+          <w:sz w:val="22"/>
+          <w:szCs w:val="22"/>
+        </w:rPr>
+        <w:t xml:space="preserve">input foreclosure</w:t>
+      </w:r>
+      <w:r>
+        <w:rPr>
+          <w:rFonts w:ascii="Calibri" w:cs="Calibri" w:eastAsia="Calibri" w:hAnsi="Calibri"/>
+          <w:b w:val="false"/>
+          <w:bCs w:val="false"/>
+          <w:sz w:val="22"/>
+          <w:szCs w:val="22"/>
+        </w:rPr>
+        <w:t xml:space="preserve"> and, less often, </w:t>
+      </w:r>
+      <w:r>
+        <w:rPr>
+          <w:rFonts w:ascii="Calibri" w:cs="Calibri" w:eastAsia="Calibri" w:hAnsi="Calibri"/>
+          <w:b/>
+          <w:bCs/>
+          <w:sz w:val="22"/>
+          <w:szCs w:val="22"/>
+        </w:rPr>
+        <w:t xml:space="preserve">customer foreclosure</w:t>
+      </w:r>
+      <w:r>
+        <w:rPr>
+          <w:rFonts w:ascii="Calibri" w:cs="Calibri" w:eastAsia="Calibri" w:hAnsi="Calibri"/>
+          <w:b w:val="false"/>
+          <w:bCs w:val="false"/>
+          <w:sz w:val="22"/>
+          <w:szCs w:val="22"/>
+        </w:rPr>
+        <w:t xml:space="preserve"> or access to commercially sensitive information.</w:t>
+      </w:r>
+      <w:hyperlink w:history="1" r:id="rIdyy-iuaftrq2goyurns921">
+        <w:r>
+          <w:rPr>
+            <w:color w:val="1155CC"/>
+            <w:sz w:val="22"/>
+            <w:szCs w:val="22"/>
+            <w:u w:val="single"/>
+          </w:rPr>
+          <w:t xml:space="preserve">[2]</w:t>
+        </w:r>
+      </w:hyperlink>
+      <w:hyperlink w:history="1" r:id="rIdmkp7zbzh02yzigb83aeed">
+        <w:r>
+          <w:rPr>
+            <w:color w:val="1155CC"/>
+            <w:sz w:val="22"/>
+            <w:szCs w:val="22"/>
+            <w:u w:val="single"/>
+          </w:rPr>
+          <w:t xml:space="preserve">[6]</w:t>
+        </w:r>
+      </w:hyperlink>
+      <w:hyperlink w:history="1" r:id="rIdomeb6r_gzstptak8pfgcu">
+        <w:r>
+          <w:rPr>
+            <w:color w:val="1155CC"/>
+            <w:sz w:val="22"/>
+            <w:szCs w:val="22"/>
+            <w:u w:val="single"/>
+          </w:rPr>
+          <w:t xml:space="preserve">[3]</w:t>
+        </w:r>
+      </w:hyperlink>
     </w:p>
     <w:p>
       <w:pPr>
@@ -157,25 +446,217 @@
           <w:ilvl w:val="0"/>
           <w:numId w:val="1"/>
         </w:numPr>
-        <w:spacing w:after="120"/>
-      </w:pPr>
-      <w:r>
-        <w:rPr>
-          <w:rFonts w:ascii="Calibri" w:cs="Calibri" w:eastAsia="Calibri" w:hAnsi="Calibri"/>
-          <w:b/>
-          <w:bCs/>
-          <w:sz w:val="22"/>
-          <w:szCs w:val="22"/>
-        </w:rPr>
-        <w:t xml:space="preserve">Investigate supply chain relationships: </w:t>
-      </w:r>
-      <w:r>
-        <w:rPr>
-          <w:rFonts w:ascii="Calibri" w:cs="Calibri" w:eastAsia="Calibri" w:hAnsi="Calibri"/>
-          <w:sz w:val="22"/>
-          <w:szCs w:val="22"/>
-        </w:rPr>
-        <w:t xml:space="preserve">Price-fixing cartels often involve complex supply chain relationships, so it is important to investigate these relationships to determine if they are being used to coordinate prices. This can be done by analyzing contracts, invoices, and other documents that outline the relationships between different companies in the supply chain.</w:t>
+        <w:spacing w:after="150"/>
+      </w:pPr>
+      <w:r>
+        <w:rPr>
+          <w:rFonts w:ascii="Calibri" w:cs="Calibri" w:eastAsia="Calibri" w:hAnsi="Calibri"/>
+          <w:b/>
+          <w:bCs/>
+          <w:sz w:val="22"/>
+          <w:szCs w:val="22"/>
+        </w:rPr>
+        <w:t xml:space="preserve">Conglomerate theories of harm</w:t>
+      </w:r>
+      <w:r>
+        <w:rPr>
+          <w:rFonts w:ascii="Calibri" w:cs="Calibri" w:eastAsia="Calibri" w:hAnsi="Calibri"/>
+          <w:b w:val="false"/>
+          <w:bCs w:val="false"/>
+          <w:sz w:val="22"/>
+          <w:szCs w:val="22"/>
+        </w:rPr>
+        <w:t xml:space="preserve">: these apply when the firms are not direct competitors or vertically related, but the merger may still harm competition through leveraging across products, services, or ecosystems.</w:t>
+      </w:r>
+      <w:hyperlink w:history="1" r:id="rIdxkg3x3ubfklzw-qzhcdus">
+        <w:r>
+          <w:rPr>
+            <w:color w:val="1155CC"/>
+            <w:sz w:val="22"/>
+            <w:szCs w:val="22"/>
+            <w:u w:val="single"/>
+          </w:rPr>
+          <w:t xml:space="preserve">[2]</w:t>
+        </w:r>
+      </w:hyperlink>
+      <w:hyperlink w:history="1" r:id="rIdubh8ea3bg3ita4c6-hfjf">
+        <w:r>
+          <w:rPr>
+            <w:color w:val="1155CC"/>
+            <w:sz w:val="22"/>
+            <w:szCs w:val="22"/>
+            <w:u w:val="single"/>
+          </w:rPr>
+          <w:t xml:space="preserve">[7]</w:t>
+        </w:r>
+      </w:hyperlink>
+      <w:hyperlink w:history="1" r:id="rIdxbro26ejdffr3_mnmgycd">
+        <w:r>
+          <w:rPr>
+            <w:color w:val="1155CC"/>
+            <w:sz w:val="22"/>
+            <w:szCs w:val="22"/>
+            <w:u w:val="single"/>
+          </w:rPr>
+          <w:t xml:space="preserve">[8]</w:t>
+        </w:r>
+      </w:hyperlink>
+    </w:p>
+    <w:p>
+      <w:pPr>
+        <w:spacing w:after="200"/>
+      </w:pPr>
+      <w:r>
+        <w:rPr>
+          <w:rFonts w:ascii="Calibri" w:cs="Calibri" w:eastAsia="Calibri" w:hAnsi="Calibri"/>
+          <w:b w:val="false"/>
+          <w:bCs w:val="false"/>
+          <w:sz w:val="22"/>
+          <w:szCs w:val="22"/>
+        </w:rPr>
+        <w:t xml:space="preserve">In digital markets, agencies and courts have increasingly focused on </w:t>
+      </w:r>
+      <w:r>
+        <w:rPr>
+          <w:rFonts w:ascii="Calibri" w:cs="Calibri" w:eastAsia="Calibri" w:hAnsi="Calibri"/>
+          <w:b/>
+          <w:bCs/>
+          <w:sz w:val="22"/>
+          <w:szCs w:val="22"/>
+        </w:rPr>
+        <w:t xml:space="preserve">ecosystem theories of harm</w:t>
+      </w:r>
+      <w:r>
+        <w:rPr>
+          <w:rFonts w:ascii="Calibri" w:cs="Calibri" w:eastAsia="Calibri" w:hAnsi="Calibri"/>
+          <w:b w:val="false"/>
+          <w:bCs w:val="false"/>
+          <w:sz w:val="22"/>
+          <w:szCs w:val="22"/>
+        </w:rPr>
+        <w:t xml:space="preserve">, which are a newer way of describing competitive risks in multi-sided platforms and related services.</w:t>
+      </w:r>
+      <w:hyperlink w:history="1" r:id="rId-fqgke5umppeacgnrk5zs">
+        <w:r>
+          <w:rPr>
+            <w:color w:val="1155CC"/>
+            <w:sz w:val="22"/>
+            <w:szCs w:val="22"/>
+            <w:u w:val="single"/>
+          </w:rPr>
+          <w:t xml:space="preserve">[7]</w:t>
+        </w:r>
+      </w:hyperlink>
+      <w:hyperlink w:history="1" r:id="rId0malt22c6qahtysg6k-vl">
+        <w:r>
+          <w:rPr>
+            <w:color w:val="1155CC"/>
+            <w:sz w:val="22"/>
+            <w:szCs w:val="22"/>
+            <w:u w:val="single"/>
+          </w:rPr>
+          <w:t xml:space="preserve">[9]</w:t>
+        </w:r>
+      </w:hyperlink>
+      <w:hyperlink w:history="1" r:id="rIdkhvxzyaccxpoqecvktkx6">
+        <w:r>
+          <w:rPr>
+            <w:color w:val="1155CC"/>
+            <w:sz w:val="22"/>
+            <w:szCs w:val="22"/>
+            <w:u w:val="single"/>
+          </w:rPr>
+          <w:t xml:space="preserve">[8]</w:t>
+        </w:r>
+      </w:hyperlink>
+      <w:hyperlink w:history="1" r:id="rId9xfbhltu3hi7whqeuwsxo">
+        <w:r>
+          <w:rPr>
+            <w:color w:val="1155CC"/>
+            <w:sz w:val="22"/>
+            <w:szCs w:val="22"/>
+            <w:u w:val="single"/>
+          </w:rPr>
+          <w:t xml:space="preserve">[10]</w:t>
+        </w:r>
+      </w:hyperlink>
+      <w:r>
+        <w:rPr>
+          <w:rFonts w:ascii="Calibri" w:cs="Calibri" w:eastAsia="Calibri" w:hAnsi="Calibri"/>
+          <w:b w:val="false"/>
+          <w:bCs w:val="false"/>
+          <w:sz w:val="22"/>
+          <w:szCs w:val="22"/>
+        </w:rPr>
+        <w:t xml:space="preserve"> These theories argue that a merger can harm competition not only in a single product market, but across a broader </w:t>
+      </w:r>
+      <w:r>
+        <w:rPr>
+          <w:rFonts w:ascii="Calibri" w:cs="Calibri" w:eastAsia="Calibri" w:hAnsi="Calibri"/>
+          <w:b/>
+          <w:bCs/>
+          <w:sz w:val="22"/>
+          <w:szCs w:val="22"/>
+        </w:rPr>
+        <w:t xml:space="preserve">ecosystem</w:t>
+      </w:r>
+      <w:r>
+        <w:rPr>
+          <w:rFonts w:ascii="Calibri" w:cs="Calibri" w:eastAsia="Calibri" w:hAnsi="Calibri"/>
+          <w:b w:val="false"/>
+          <w:bCs w:val="false"/>
+          <w:sz w:val="22"/>
+          <w:szCs w:val="22"/>
+        </w:rPr>
+        <w:t xml:space="preserve"> by strengthening the merged firm's ability to foreclose rivals, entrench a platform, or reduce entry and expansion opportunities.</w:t>
+      </w:r>
+      <w:hyperlink w:history="1" r:id="rIdfrxpdp4aygv3c05mb9f7h">
+        <w:r>
+          <w:rPr>
+            <w:color w:val="1155CC"/>
+            <w:sz w:val="22"/>
+            <w:szCs w:val="22"/>
+            <w:u w:val="single"/>
+          </w:rPr>
+          <w:t xml:space="preserve">[7]</w:t>
+        </w:r>
+      </w:hyperlink>
+      <w:hyperlink w:history="1" r:id="rIdonaok2yuuhwvy4mx13tjy">
+        <w:r>
+          <w:rPr>
+            <w:color w:val="1155CC"/>
+            <w:sz w:val="22"/>
+            <w:szCs w:val="22"/>
+            <w:u w:val="single"/>
+          </w:rPr>
+          <w:t xml:space="preserve">[9]</w:t>
+        </w:r>
+      </w:hyperlink>
+      <w:hyperlink w:history="1" r:id="rIdjyf7je8mjubzm-okncuaq">
+        <w:r>
+          <w:rPr>
+            <w:color w:val="1155CC"/>
+            <w:sz w:val="22"/>
+            <w:szCs w:val="22"/>
+            <w:u w:val="single"/>
+          </w:rPr>
+          <w:t xml:space="preserve">[8]</w:t>
+        </w:r>
+      </w:hyperlink>
+    </w:p>
+    <w:p>
+      <w:pPr>
+        <w:spacing w:after="200"/>
+      </w:pPr>
+      <w:r>
+        <w:rPr>
+          <w:rFonts w:ascii="Calibri" w:cs="Calibri" w:eastAsia="Calibri" w:hAnsi="Calibri"/>
+          <w:b w:val="false"/>
+          <w:bCs w:val="false"/>
+          <w:sz w:val="22"/>
+          <w:szCs w:val="22"/>
+        </w:rPr>
+        <w:t xml:space="preserve">A practical way to think about the digital-merger literature is:</w:t>
       </w:r>
     </w:p>
     <w:p>
@@ -185,26 +666,61 @@
           <w:ilvl w:val="0"/>
           <w:numId w:val="1"/>
         </w:numPr>
-        <w:spacing w:after="120"/>
-      </w:pPr>
-      <w:r>
-        <w:rPr>
-          <w:rFonts w:ascii="Calibri" w:cs="Calibri" w:eastAsia="Calibri" w:hAnsi="Calibri"/>
-          <w:b/>
-          <w:bCs/>
-          <w:sz w:val="22"/>
-          <w:szCs w:val="22"/>
-        </w:rPr>
-        <w:t xml:space="preserve">Analyze communication records: </w:t>
-      </w:r>
-      <w:r>
-        <w:rPr>
-          <w:rFonts w:ascii="Calibri" w:cs="Calibri" w:eastAsia="Calibri" w:hAnsi="Calibri"/>
-          <w:sz w:val="22"/>
-          <w:szCs w:val="22"/>
-        </w:rPr>
-        <w:t xml:space="preserve">Communication records, such as emails, phone records, and meetings, can provide important evidence of price-fixing behavior. This can include evidence of agreements to fix prices, discussions of price-fixing, and any other communications that suggest coordination among competitors.</w:t>
-      </w:r>
+        <w:spacing w:after="150"/>
+      </w:pPr>
+      <w:r>
+        <w:rPr>
+          <w:rFonts w:ascii="Calibri" w:cs="Calibri" w:eastAsia="Calibri" w:hAnsi="Calibri"/>
+          <w:b/>
+          <w:bCs/>
+          <w:sz w:val="22"/>
+          <w:szCs w:val="22"/>
+        </w:rPr>
+        <w:t xml:space="preserve">Close-rival / horizontal effects</w:t>
+      </w:r>
+      <w:r>
+        <w:rPr>
+          <w:rFonts w:ascii="Calibri" w:cs="Calibri" w:eastAsia="Calibri" w:hAnsi="Calibri"/>
+          <w:b w:val="false"/>
+          <w:bCs w:val="false"/>
+          <w:sz w:val="22"/>
+          <w:szCs w:val="22"/>
+        </w:rPr>
+        <w:t xml:space="preserve">: the merger removes a current or future competitor.</w:t>
+      </w:r>
+      <w:hyperlink w:history="1" r:id="rIdack389clkjouiid45gtfv">
+        <w:r>
+          <w:rPr>
+            <w:color w:val="1155CC"/>
+            <w:sz w:val="22"/>
+            <w:szCs w:val="22"/>
+            <w:u w:val="single"/>
+          </w:rPr>
+          <w:t xml:space="preserve">[2]</w:t>
+        </w:r>
+      </w:hyperlink>
+      <w:hyperlink w:history="1" r:id="rIdmfmzzs15r2_45pvsodant">
+        <w:r>
+          <w:rPr>
+            <w:color w:val="1155CC"/>
+            <w:sz w:val="22"/>
+            <w:szCs w:val="22"/>
+            <w:u w:val="single"/>
+          </w:rPr>
+          <w:t xml:space="preserve">[6]</w:t>
+        </w:r>
+      </w:hyperlink>
+      <w:hyperlink w:history="1" r:id="rIdj-d-yobviivwhnb4lb8mj">
+        <w:r>
+          <w:rPr>
+            <w:color w:val="1155CC"/>
+            <w:sz w:val="22"/>
+            <w:szCs w:val="22"/>
+            <w:u w:val="single"/>
+          </w:rPr>
+          <w:t xml:space="preserve">[11]</w:t>
+        </w:r>
+      </w:hyperlink>
     </w:p>
     <w:p>
       <w:pPr>
@@ -213,26 +729,61 @@
           <w:ilvl w:val="0"/>
           <w:numId w:val="1"/>
         </w:numPr>
-        <w:spacing w:after="120"/>
-      </w:pPr>
-      <w:r>
-        <w:rPr>
-          <w:rFonts w:ascii="Calibri" w:cs="Calibri" w:eastAsia="Calibri" w:hAnsi="Calibri"/>
-          <w:b/>
-          <w:bCs/>
-          <w:sz w:val="22"/>
-          <w:szCs w:val="22"/>
-        </w:rPr>
-        <w:t xml:space="preserve">Consider other factors: </w:t>
-      </w:r>
-      <w:r>
-        <w:rPr>
-          <w:rFonts w:ascii="Calibri" w:cs="Calibri" w:eastAsia="Calibri" w:hAnsi="Calibri"/>
-          <w:sz w:val="22"/>
-          <w:szCs w:val="22"/>
-        </w:rPr>
-        <w:t xml:space="preserve">In addition to the above steps, it is important to consider other factors that may indicate price-fixing behavior. This can include evidence of collusion among competitors, such as sharing confidential information or agreeing to allocate markets. It can also include evidence of market power, such as a dominant position in a market or the ability to control prices.</w:t>
-      </w:r>
+        <w:spacing w:after="150"/>
+      </w:pPr>
+      <w:r>
+        <w:rPr>
+          <w:rFonts w:ascii="Calibri" w:cs="Calibri" w:eastAsia="Calibri" w:hAnsi="Calibri"/>
+          <w:b/>
+          <w:bCs/>
+          <w:sz w:val="22"/>
+          <w:szCs w:val="22"/>
+        </w:rPr>
+        <w:t xml:space="preserve">Foreclosure / vertical effects</w:t>
+      </w:r>
+      <w:r>
+        <w:rPr>
+          <w:rFonts w:ascii="Calibri" w:cs="Calibri" w:eastAsia="Calibri" w:hAnsi="Calibri"/>
+          <w:b w:val="false"/>
+          <w:bCs w:val="false"/>
+          <w:sz w:val="22"/>
+          <w:szCs w:val="22"/>
+        </w:rPr>
+        <w:t xml:space="preserve">: the merged firm can restrict rivals' access to an essential input, channel, or customer base.</w:t>
+      </w:r>
+      <w:hyperlink w:history="1" r:id="rIddfqge8phdy-pyvs_vdsco">
+        <w:r>
+          <w:rPr>
+            <w:color w:val="1155CC"/>
+            <w:sz w:val="22"/>
+            <w:szCs w:val="22"/>
+            <w:u w:val="single"/>
+          </w:rPr>
+          <w:t xml:space="preserve">[6]</w:t>
+        </w:r>
+      </w:hyperlink>
+      <w:hyperlink w:history="1" r:id="rIdv62titpiqa_thpyke5uny">
+        <w:r>
+          <w:rPr>
+            <w:color w:val="1155CC"/>
+            <w:sz w:val="22"/>
+            <w:szCs w:val="22"/>
+            <w:u w:val="single"/>
+          </w:rPr>
+          <w:t xml:space="preserve">[12]</w:t>
+        </w:r>
+      </w:hyperlink>
+      <w:hyperlink w:history="1" r:id="rIdvgt_afbuncck05_mmkqhp">
+        <w:r>
+          <w:rPr>
+            <w:color w:val="1155CC"/>
+            <w:sz w:val="22"/>
+            <w:szCs w:val="22"/>
+            <w:u w:val="single"/>
+          </w:rPr>
+          <w:t xml:space="preserve">[3]</w:t>
+        </w:r>
+      </w:hyperlink>
     </w:p>
     <w:p>
       <w:pPr>
@@ -241,71 +792,138 @@
           <w:ilvl w:val="0"/>
           <w:numId w:val="1"/>
         </w:numPr>
-        <w:spacing w:after="120"/>
-      </w:pPr>
-      <w:r>
-        <w:rPr>
-          <w:rFonts w:ascii="Calibri" w:cs="Calibri" w:eastAsia="Calibri" w:hAnsi="Calibri"/>
-          <w:b/>
-          <w:bCs/>
-          <w:sz w:val="22"/>
-          <w:szCs w:val="22"/>
-        </w:rPr>
-        <w:t xml:space="preserve">Gather evidence: </w:t>
-      </w:r>
-      <w:r>
-        <w:rPr>
-          <w:rFonts w:ascii="Calibri" w:cs="Calibri" w:eastAsia="Calibri" w:hAnsi="Calibri"/>
-          <w:sz w:val="22"/>
-          <w:szCs w:val="22"/>
-        </w:rPr>
-        <w:t xml:space="preserve">Once the relevant evidence has been identified, it is important to gather evidence to support any conclusions that have been drawn. This can include affidavits, testimony, and other documents that provide support for the findings.</w:t>
-      </w:r>
-    </w:p>
-    <w:p>
-      <w:pPr>
-        <w:pStyle w:val="ListParagraph"/>
-        <w:numPr>
-          <w:ilvl w:val="0"/>
-          <w:numId w:val="1"/>
-        </w:numPr>
-        <w:spacing w:after="120"/>
-      </w:pPr>
-      <w:r>
-        <w:rPr>
-          <w:rFonts w:ascii="Calibri" w:cs="Calibri" w:eastAsia="Calibri" w:hAnsi="Calibri"/>
-          <w:b/>
-          <w:bCs/>
-          <w:sz w:val="22"/>
-          <w:szCs w:val="22"/>
-        </w:rPr>
-        <w:t xml:space="preserve">Conduct a thorough analysis: </w:t>
-      </w:r>
-      <w:r>
-        <w:rPr>
-          <w:rFonts w:ascii="Calibri" w:cs="Calibri" w:eastAsia="Calibri" w:hAnsi="Calibri"/>
-          <w:sz w:val="22"/>
-          <w:szCs w:val="22"/>
-        </w:rPr>
-        <w:t xml:space="preserve">Finally, it is important to conduct a thorough analysis of all the evidence to determine if there is sufficient evidence to support a finding of a price-fixing cartel. This can involve conducting statistical analysis, reviewing the evidence, and considering any conflicting evidence.</w:t>
-      </w:r>
-    </w:p>
-    <w:p>
-      <w:pPr>
-        <w:spacing w:after="160"/>
-      </w:pPr>
-      <w:r>
-        <w:rPr>
-          <w:rFonts w:ascii="Calibri" w:cs="Calibri" w:eastAsia="Calibri" w:hAnsi="Calibri"/>
-          <w:b w:val="false"/>
-          <w:bCs w:val="false"/>
-          <w:i w:val="false"/>
-          <w:iCs w:val="false"/>
-          <w:sz w:val="22"/>
-          <w:szCs w:val="22"/>
-        </w:rPr>
-        <w:t xml:space="preserve">In conclusion, determining a price-fixing cartel requires a thorough investigation and analysis of various factors and evidence. By following these steps, it is possible to identify price-fixing behavior and take appropriate action to address it.</w:t>
-      </w:r>
+        <w:spacing w:after="150"/>
+      </w:pPr>
+      <w:r>
+        <w:rPr>
+          <w:rFonts w:ascii="Calibri" w:cs="Calibri" w:eastAsia="Calibri" w:hAnsi="Calibri"/>
+          <w:b/>
+          <w:bCs/>
+          <w:sz w:val="22"/>
+          <w:szCs w:val="22"/>
+        </w:rPr>
+        <w:t xml:space="preserve">Ecosystem / conglomerate effects</w:t>
+      </w:r>
+      <w:r>
+        <w:rPr>
+          <w:rFonts w:ascii="Calibri" w:cs="Calibri" w:eastAsia="Calibri" w:hAnsi="Calibri"/>
+          <w:b w:val="false"/>
+          <w:bCs w:val="false"/>
+          <w:sz w:val="22"/>
+          <w:szCs w:val="22"/>
+        </w:rPr>
+        <w:t xml:space="preserve">: the merger ties together complementary assets, data, or services in a way that makes rivals less competitive across linked markets.</w:t>
+      </w:r>
+      <w:hyperlink w:history="1" r:id="rIdmtnef8hezor89l0qchibi">
+        <w:r>
+          <w:rPr>
+            <w:color w:val="1155CC"/>
+            <w:sz w:val="22"/>
+            <w:szCs w:val="22"/>
+            <w:u w:val="single"/>
+          </w:rPr>
+          <w:t xml:space="preserve">[7]</w:t>
+        </w:r>
+      </w:hyperlink>
+      <w:hyperlink w:history="1" r:id="rIdu7giwjsy8nlvjuug2fz7q">
+        <w:r>
+          <w:rPr>
+            <w:color w:val="1155CC"/>
+            <w:sz w:val="22"/>
+            <w:szCs w:val="22"/>
+            <w:u w:val="single"/>
+          </w:rPr>
+          <w:t xml:space="preserve">[9]</w:t>
+        </w:r>
+      </w:hyperlink>
+      <w:hyperlink w:history="1" r:id="rIdyno8jixrjrmuvolsqnxn4">
+        <w:r>
+          <w:rPr>
+            <w:color w:val="1155CC"/>
+            <w:sz w:val="22"/>
+            <w:szCs w:val="22"/>
+            <w:u w:val="single"/>
+          </w:rPr>
+          <w:t xml:space="preserve">[8]</w:t>
+        </w:r>
+      </w:hyperlink>
+      <w:hyperlink w:history="1" r:id="rIdvvi7nrd1kfuyn0wsfom__">
+        <w:r>
+          <w:rPr>
+            <w:color w:val="1155CC"/>
+            <w:sz w:val="22"/>
+            <w:szCs w:val="22"/>
+            <w:u w:val="single"/>
+          </w:rPr>
+          <w:t xml:space="preserve">[10]</w:t>
+        </w:r>
+      </w:hyperlink>
+    </w:p>
+    <w:p>
+      <w:pPr>
+        <w:spacing w:after="200"/>
+      </w:pPr>
+      <w:r>
+        <w:rPr>
+          <w:rFonts w:ascii="Calibri" w:cs="Calibri" w:eastAsia="Calibri" w:hAnsi="Calibri"/>
+          <w:b w:val="false"/>
+          <w:bCs w:val="false"/>
+          <w:sz w:val="22"/>
+          <w:szCs w:val="22"/>
+        </w:rPr>
+        <w:t xml:space="preserve">Recent studies also note that </w:t>
+      </w:r>
+      <w:r>
+        <w:rPr>
+          <w:rFonts w:ascii="Calibri" w:cs="Calibri" w:eastAsia="Calibri" w:hAnsi="Calibri"/>
+          <w:b/>
+          <w:bCs/>
+          <w:sz w:val="22"/>
+          <w:szCs w:val="22"/>
+        </w:rPr>
+        <w:t xml:space="preserve">horizontal theories remain the dominant concern</w:t>
+      </w:r>
+      <w:r>
+        <w:rPr>
+          <w:rFonts w:ascii="Calibri" w:cs="Calibri" w:eastAsia="Calibri" w:hAnsi="Calibri"/>
+          <w:b w:val="false"/>
+          <w:bCs w:val="false"/>
+          <w:sz w:val="22"/>
+          <w:szCs w:val="22"/>
+        </w:rPr>
+        <w:t xml:space="preserve"> in digital merger control, while </w:t>
+      </w:r>
+      <w:r>
+        <w:rPr>
+          <w:rFonts w:ascii="Calibri" w:cs="Calibri" w:eastAsia="Calibri" w:hAnsi="Calibri"/>
+          <w:b/>
+          <w:bCs/>
+          <w:sz w:val="22"/>
+          <w:szCs w:val="22"/>
+        </w:rPr>
+        <w:t xml:space="preserve">conglomerate theories are rising in importance</w:t>
+      </w:r>
+      <w:r>
+        <w:rPr>
+          <w:rFonts w:ascii="Calibri" w:cs="Calibri" w:eastAsia="Calibri" w:hAnsi="Calibri"/>
+          <w:b w:val="false"/>
+          <w:bCs w:val="false"/>
+          <w:sz w:val="22"/>
+          <w:szCs w:val="22"/>
+        </w:rPr>
+        <w:t xml:space="preserve">.</w:t>
+      </w:r>
+      <w:hyperlink w:history="1" r:id="rIdqqw6blmn57hpawj4zg8bc">
+        <w:r>
+          <w:rPr>
+            <w:color w:val="1155CC"/>
+            <w:sz w:val="22"/>
+            <w:szCs w:val="22"/>
+            <w:u w:val="single"/>
+          </w:rPr>
+          <w:t xml:space="preserve">[2]</w:t>
+        </w:r>
+      </w:hyperlink>
     </w:p>
     <w:p>
       <w:pPr>
@@ -325,22 +943,271 @@
     </w:p>
     <w:p>
       <w:pPr>
-        <w:spacing w:after="120"/>
-      </w:pPr>
-      <w:r>
-        <w:rPr>
-          <w:rFonts w:ascii="Calibri" w:cs="Calibri" w:eastAsia="Calibri" w:hAnsi="Calibri"/>
-          <w:i/>
-          <w:iCs/>
-          <w:sz w:val="22"/>
-          <w:szCs w:val="22"/>
-        </w:rPr>
-        <w:t xml:space="preserve">No source links were included in the original response.</w:t>
-      </w:r>
+        <w:pStyle w:val="ListParagraph"/>
+        <w:numPr>
+          <w:ilvl w:val="0"/>
+          <w:numId w:val="2"/>
+        </w:numPr>
+        <w:spacing w:after="80"/>
+      </w:pPr>
+      <w:hyperlink w:history="1" r:id="rId5kl-lgajh2ybaosjuqbje">
+        <w:r>
+          <w:rPr>
+            <w:rFonts w:ascii="Calibri" w:cs="Calibri" w:eastAsia="Calibri" w:hAnsi="Calibri"/>
+            <w:color w:val="1155CC"/>
+            <w:sz w:val="20"/>
+            <w:szCs w:val="20"/>
+            <w:u w:val="single"/>
+          </w:rPr>
+          <w:t xml:space="preserve">https://www.oecd.org/en/publications/theories-of-harm-for-digital-mergers_0099737e-en.html</w:t>
+        </w:r>
+      </w:hyperlink>
+    </w:p>
+    <w:p>
+      <w:pPr>
+        <w:pStyle w:val="ListParagraph"/>
+        <w:numPr>
+          <w:ilvl w:val="0"/>
+          <w:numId w:val="2"/>
+        </w:numPr>
+        <w:spacing w:after="80"/>
+      </w:pPr>
+      <w:hyperlink w:history="1" r:id="rIds0nykzgc2px1_b4jhmu9u">
+        <w:r>
+          <w:rPr>
+            <w:rFonts w:ascii="Calibri" w:cs="Calibri" w:eastAsia="Calibri" w:hAnsi="Calibri"/>
+            <w:color w:val="1155CC"/>
+            <w:sz w:val="20"/>
+            <w:szCs w:val="20"/>
+            <w:u w:val="single"/>
+          </w:rPr>
+          <w:t xml:space="preserve">https://www.tandfonline.com/doi/full/10.1080/17441056.2024.2307163</w:t>
+        </w:r>
+      </w:hyperlink>
+    </w:p>
+    <w:p>
+      <w:pPr>
+        <w:pStyle w:val="ListParagraph"/>
+        <w:numPr>
+          <w:ilvl w:val="0"/>
+          <w:numId w:val="2"/>
+        </w:numPr>
+        <w:spacing w:after="80"/>
+      </w:pPr>
+      <w:hyperlink w:history="1" r:id="rIdwx8xurbc5cydi7ufclt10">
+        <w:r>
+          <w:rPr>
+            <w:rFonts w:ascii="Calibri" w:cs="Calibri" w:eastAsia="Calibri" w:hAnsi="Calibri"/>
+            <w:color w:val="1155CC"/>
+            <w:sz w:val="20"/>
+            <w:szCs w:val="20"/>
+            <w:u w:val="single"/>
+          </w:rPr>
+          <w:t xml:space="preserve">https://competition-policy.ec.europa.eu/document/download/dac56b61-7ada-4013-b6eb-ae1fbae41295_en?filename=kdak22002enn_competition_policy_brief_digital_mergers.pdf</w:t>
+        </w:r>
+      </w:hyperlink>
+    </w:p>
+    <w:p>
+      <w:pPr>
+        <w:pStyle w:val="ListParagraph"/>
+        <w:numPr>
+          <w:ilvl w:val="0"/>
+          <w:numId w:val="2"/>
+        </w:numPr>
+        <w:spacing w:after="80"/>
+      </w:pPr>
+      <w:hyperlink w:history="1" r:id="rIdr4-rdwt1kfnbmma_fwccm">
+        <w:r>
+          <w:rPr>
+            <w:rFonts w:ascii="Calibri" w:cs="Calibri" w:eastAsia="Calibri" w:hAnsi="Calibri"/>
+            <w:color w:val="1155CC"/>
+            <w:sz w:val="20"/>
+            <w:szCs w:val="20"/>
+            <w:u w:val="single"/>
+          </w:rPr>
+          <w:t xml:space="preserve">https://www.bundeskartellamt.de/SharedDocs/Publikation/EN/Diskussions_Hintergrundpapiere/2022/Working_Group_on_Competition_Law_2022.pdf?__blob=publicationFile&amp;v=2</w:t>
+        </w:r>
+      </w:hyperlink>
+    </w:p>
+    <w:p>
+      <w:pPr>
+        <w:pStyle w:val="ListParagraph"/>
+        <w:numPr>
+          <w:ilvl w:val="0"/>
+          <w:numId w:val="2"/>
+        </w:numPr>
+        <w:spacing w:after="80"/>
+      </w:pPr>
+      <w:hyperlink w:history="1" r:id="rIdvbacsbvjnon3j161duezz">
+        <w:r>
+          <w:rPr>
+            <w:rFonts w:ascii="Calibri" w:cs="Calibri" w:eastAsia="Calibri" w:hAnsi="Calibri"/>
+            <w:color w:val="1155CC"/>
+            <w:sz w:val="20"/>
+            <w:szCs w:val="20"/>
+            <w:u w:val="single"/>
+          </w:rPr>
+          <w:t xml:space="preserve">https://tesi.luiss.it/44335/1/169603_TRAD_ORIELLA.pdf</w:t>
+        </w:r>
+      </w:hyperlink>
+    </w:p>
+    <w:p>
+      <w:pPr>
+        <w:pStyle w:val="ListParagraph"/>
+        <w:numPr>
+          <w:ilvl w:val="0"/>
+          <w:numId w:val="2"/>
+        </w:numPr>
+        <w:spacing w:after="80"/>
+      </w:pPr>
+      <w:hyperlink w:history="1" r:id="rId5e_l11qv8jrndnz7fmng4">
+        <w:r>
+          <w:rPr>
+            <w:rFonts w:ascii="Calibri" w:cs="Calibri" w:eastAsia="Calibri" w:hAnsi="Calibri"/>
+            <w:color w:val="1155CC"/>
+            <w:sz w:val="20"/>
+            <w:szCs w:val="20"/>
+            <w:u w:val="single"/>
+          </w:rPr>
+          <w:t xml:space="preserve">https://competition-policy.ec.europa.eu/system/files/2022-12/kd0422317enn_merger_review_in_digital_and_tech_markets_1.pdf</w:t>
+        </w:r>
+      </w:hyperlink>
+    </w:p>
+    <w:p>
+      <w:pPr>
+        <w:pStyle w:val="ListParagraph"/>
+        <w:numPr>
+          <w:ilvl w:val="0"/>
+          <w:numId w:val="2"/>
+        </w:numPr>
+        <w:spacing w:after="80"/>
+      </w:pPr>
+      <w:hyperlink w:history="1" r:id="rId6dlmb-fic__paajujamih">
+        <w:r>
+          <w:rPr>
+            <w:rFonts w:ascii="Calibri" w:cs="Calibri" w:eastAsia="Calibri" w:hAnsi="Calibri"/>
+            <w:color w:val="1155CC"/>
+            <w:sz w:val="20"/>
+            <w:szCs w:val="20"/>
+            <w:u w:val="single"/>
+          </w:rPr>
+          <w:t xml:space="preserve">https://academic.oup.com/jeclap/article/15/6/357/7810622</w:t>
+        </w:r>
+      </w:hyperlink>
+    </w:p>
+    <w:p>
+      <w:pPr>
+        <w:pStyle w:val="ListParagraph"/>
+        <w:numPr>
+          <w:ilvl w:val="0"/>
+          <w:numId w:val="2"/>
+        </w:numPr>
+        <w:spacing w:after="80"/>
+      </w:pPr>
+      <w:hyperlink w:history="1" r:id="rId_hctjirvrsvb6_zy7fmut">
+        <w:r>
+          <w:rPr>
+            <w:rFonts w:ascii="Calibri" w:cs="Calibri" w:eastAsia="Calibri" w:hAnsi="Calibri"/>
+            <w:color w:val="1155CC"/>
+            <w:sz w:val="20"/>
+            <w:szCs w:val="20"/>
+            <w:u w:val="single"/>
+          </w:rPr>
+          <w:t xml:space="preserve">https://www.diw.de/documents/publikationen/73/diw_01.c.907984.de/dp2090.pdf</w:t>
+        </w:r>
+      </w:hyperlink>
+    </w:p>
+    <w:p>
+      <w:pPr>
+        <w:pStyle w:val="ListParagraph"/>
+        <w:numPr>
+          <w:ilvl w:val="0"/>
+          <w:numId w:val="2"/>
+        </w:numPr>
+        <w:spacing w:after="80"/>
+      </w:pPr>
+      <w:hyperlink w:history="1" r:id="rIdoaqoihc2s4nzqkwkyduw9">
+        <w:r>
+          <w:rPr>
+            <w:rFonts w:ascii="Calibri" w:cs="Calibri" w:eastAsia="Calibri" w:hAnsi="Calibri"/>
+            <w:color w:val="1155CC"/>
+            <w:sz w:val="20"/>
+            <w:szCs w:val="20"/>
+            <w:u w:val="single"/>
+          </w:rPr>
+          <w:t xml:space="preserve">https://cepr.org/voxeu/columns/ecosystem-theories-harm-digital-mergers-new-insights-network-economics-part-1</w:t>
+        </w:r>
+      </w:hyperlink>
+    </w:p>
+    <w:p>
+      <w:pPr>
+        <w:pStyle w:val="ListParagraph"/>
+        <w:numPr>
+          <w:ilvl w:val="0"/>
+          <w:numId w:val="2"/>
+        </w:numPr>
+        <w:spacing w:after="80"/>
+      </w:pPr>
+      <w:hyperlink w:history="1" r:id="rIdpst-r8x9_tnsjbliykd9n">
+        <w:r>
+          <w:rPr>
+            <w:rFonts w:ascii="Calibri" w:cs="Calibri" w:eastAsia="Calibri" w:hAnsi="Calibri"/>
+            <w:color w:val="1155CC"/>
+            <w:sz w:val="20"/>
+            <w:szCs w:val="20"/>
+            <w:u w:val="single"/>
+          </w:rPr>
+          <w:t xml:space="preserve">https://www.linkedin.com/pulse/merger-control-digital-markets-challenges-tomaso-duso-fu4ie</w:t>
+        </w:r>
+      </w:hyperlink>
+    </w:p>
+    <w:p>
+      <w:pPr>
+        <w:pStyle w:val="ListParagraph"/>
+        <w:numPr>
+          <w:ilvl w:val="0"/>
+          <w:numId w:val="2"/>
+        </w:numPr>
+        <w:spacing w:after="80"/>
+      </w:pPr>
+      <w:hyperlink w:history="1" r:id="rIdgzhiqrq-epfkg_y8erfru">
+        <w:r>
+          <w:rPr>
+            <w:rFonts w:ascii="Calibri" w:cs="Calibri" w:eastAsia="Calibri" w:hAnsi="Calibri"/>
+            <w:color w:val="1155CC"/>
+            <w:sz w:val="20"/>
+            <w:szCs w:val="20"/>
+            <w:u w:val="single"/>
+          </w:rPr>
+          <w:t xml:space="preserve">https://www.linklaters.com/en/insights/blogs/linkingcompetition/2025/february/2-rhino</w:t>
+        </w:r>
+      </w:hyperlink>
+    </w:p>
+    <w:p>
+      <w:pPr>
+        <w:pStyle w:val="ListParagraph"/>
+        <w:numPr>
+          <w:ilvl w:val="0"/>
+          <w:numId w:val="2"/>
+        </w:numPr>
+        <w:spacing w:after="80"/>
+      </w:pPr>
+      <w:hyperlink w:history="1" r:id="rIdyoiolijhswgeldtfs3ttv">
+        <w:r>
+          <w:rPr>
+            <w:rFonts w:ascii="Calibri" w:cs="Calibri" w:eastAsia="Calibri" w:hAnsi="Calibri"/>
+            <w:color w:val="1155CC"/>
+            <w:sz w:val="20"/>
+            <w:szCs w:val="20"/>
+            <w:u w:val="single"/>
+          </w:rPr>
+          <w:t xml:space="preserve">https://one.oecd.org/document/DAF/COMP/WD(2023)51/en/pdf</w:t>
+        </w:r>
+      </w:hyperlink>
     </w:p>
     <w:sectPr>
       <w:pgSz w:w="12240" w:h="15840" w:orient="portrait"/>
-      <w:pgMar w:top="1350" w:right="1080" w:bottom="1350" w:left="1080" w:header="708" w:footer="708" w:gutter="0"/>
+      <w:pgMar w:top="1080" w:right="1350" w:bottom="1080" w:left="1350" w:header="708" w:footer="708" w:gutter="0"/>
       <w:pgNumType/>
       <w:docGrid w:linePitch="360"/>
     </w:sectPr>
@@ -512,8 +1379,23 @@
       </w:pPr>
     </w:lvl>
   </w:abstractNum>
+  <w:abstractNum w:abstractNumId="2" w15:restartNumberingAfterBreak="0">
+    <w:multiLevelType w:val="hybridMultilevel"/>
+    <w:lvl w:ilvl="0" w15:tentative="1">
+      <w:start w:val="1"/>
+      <w:numFmt w:val="decimal"/>
+      <w:lvlText w:val="[%1]"/>
+      <w:lvlJc w:val="left"/>
+    </w:lvl>
+  </w:abstractNum>
   <w:num w:numId="1">
     <w:abstractNumId w:val="1"/>
+    <w:lvlOverride w:ilvl="0">
+      <w:startOverride w:val="1"/>
+    </w:lvlOverride>
+  </w:num>
+  <w:num w:numId="2">
+    <w:abstractNumId w:val="2"/>
     <w:lvlOverride w:ilvl="0">
       <w:startOverride w:val="1"/>
     </w:lvlOverride>
